--- a/descargas/primaria-1-3/word/PRESENTE_primaria-1-3_semana2.docx
+++ b/descargas/primaria-1-3/word/PRESENTE_primaria-1-3_semana2.docx
@@ -126,7 +126,7 @@
       </w:r>
       <w:r>
         <w:rPr/>
-        <w:t xml:space="preserve">dos propuestas; cada clase elige una:</w:t>
+        <w:t xml:space="preserve">cada clase usa uno de los dos modelos (ver la pestaña «Símbolo»):</w:t>
       </w:r>
     </w:p>
     <w:p>
@@ -143,7 +143,7 @@
           <w:bCs/>
           <w:color w:val="6F7300"/>
         </w:rPr>
-        <w:t xml:space="preserve">Caja cúbica (propuestas A y B): </w:t>
+        <w:t xml:space="preserve">Modelo A · caja cúbica: </w:t>
       </w:r>
       <w:r>
         <w:rPr/>
@@ -164,11 +164,11 @@
           <w:bCs/>
           <w:color w:val="6F7300"/>
         </w:rPr>
-        <w:t xml:space="preserve">Caja abatible (propuesta C): </w:t>
-      </w:r>
-      <w:r>
-        <w:rPr/>
-        <w:t xml:space="preserve"> se levantan las cuatro paredes, con las palabras de las semanas hacia dentro, y se encaja la tapa (lámina 2). Los nombres quedan guardados dentro.</w:t>
+        <w:t xml:space="preserve">Modelo B · caja abatible: </w:t>
+      </w:r>
+      <w:r>
+        <w:rPr/>
+        <w:t xml:space="preserve"> se levantan las cuatro paredes, con las palabras de las semanas hacia dentro, y se encaja la tapa.</w:t>
       </w:r>
     </w:p>
     <w:p>
@@ -240,7 +240,7 @@
       </w:pPr>
       <w:r>
         <w:rPr/>
-        <w:t xml:space="preserve">«Después del puente volvemos a nuestra caja. El domingo encendimos la segunda vela. Hoy la envolvemos con su papel de regalo». Un grupo pega las piezas de la plantilla 2. «Envolver es preparar algo con cariño para otra persona».</w:t>
+        <w:t xml:space="preserve">«Después del puente volvemos a nuestra caja. El domingo encendimos la segunda vela. Hoy la cerramos, como se prepara un regalo». Un grupo cierra la caja: en el Modelo A la forra con el papel de regalo (plantilla 2) y le pone la tapa; en el Modelo B levanta las cuatro paredes y encaja la tapa. «Envolver es preparar algo con cariño para otra persona».</w:t>
       </w:r>
     </w:p>
     <w:p>

--- a/descargas/primaria-1-3/word/PRESENTE_primaria-1-3_semana2.docx
+++ b/descargas/primaria-1-3/word/PRESENTE_primaria-1-3_semana2.docx
@@ -262,7 +262,7 @@
       </w:pPr>
       <w:r>
         <w:rPr/>
-        <w:t xml:space="preserve">Leemos </w:t>
+        <w:t xml:space="preserve">Comentamos </w:t>
       </w:r>
       <w:hyperlink r:id="rIdL2" w:history="1">
         <w:r>
@@ -274,7 +274,7 @@
       </w:hyperlink>
       <w:r>
         <w:rPr/>
-        <w:t xml:space="preserve">. Juan el Bautista vivía en el desierto, vestía con piel de camello y comía saltamontes y miel. Iba gritando: «Preparad el camino del Señor».</w:t>
+        <w:t xml:space="preserve">: Juan el Bautista era el primo de Jesús. Había decidido dejar su casa, la ciudad, para que nada lo distrajera y pudiera concentrarse en prepararse para cuando Jesús llegara. Vivía en el desierto e iba gritando a todo el mundo con el que se encontraba: «Preparad el camino del Señor».</w:t>
       </w:r>
     </w:p>
     <w:p>
@@ -534,7 +534,7 @@
       </w:pPr>
       <w:r>
         <w:rPr/>
-        <w:t xml:space="preserve">«Jesús, quiero quitar las piedras de mi camino para que puedas llegar hasta mí. Ayúdame a ser bueno con los demás». Padrenuestro.</w:t>
+        <w:t xml:space="preserve">«Jesús, quiero quitar las piedras de mi camino para que puedas llegar hasta mí. Ayúdame a ser bueno con los demás».</w:t>
       </w:r>
     </w:p>
     <w:p>
@@ -714,7 +714,7 @@
       </w:pPr>
       <w:r>
         <w:rPr/>
-        <w:t xml:space="preserve">¿Qué parte del Avemaría no entendías antes?</w:t>
+        <w:t xml:space="preserve">Cerramos los ojos y le damos las gracias a María en silencio; cada uno habla con ella. Le puede dar las gracias por ser una madre valiente, generosa, y por cuidar todos los días de nosotros.</w:t>
       </w:r>
     </w:p>
     <w:p>
@@ -752,19 +752,29 @@
       </w:hyperlink>
       <w:r>
         <w:rPr/>
-        <w:t xml:space="preserve"> (vídeo con letra; </w:t>
-      </w:r>
-      <w:hyperlink r:id="rIdL5" w:history="1">
-        <w:r>
-          <w:rPr>
-            <w:rStyle w:val="Hipervnculo"/>
-          </w:rPr>
-          <w:t xml:space="preserve">versión original</w:t>
-        </w:r>
-      </w:hyperlink>
-      <w:r>
-        <w:rPr/>
-        <w:t xml:space="preserve">). La escuchamos en silencio, mirando la imagen de María, antes de rezar el Avemaría.</w:t>
+        <w:t xml:space="preserve">. La escuchamos en silencio, mirando la imagen de María, antes de rezar el Avemaría.</w:t>
+      </w:r>
+    </w:p>
+    <w:p>
+      <w:pPr>
+        <w:pStyle w:val="Apartado"/>
+      </w:pPr>
+      <w:r>
+        <w:rPr>
+          <w:b/>
+          <w:bCs/>
+          <w:color w:val="6F7300"/>
+        </w:rPr>
+        <w:t xml:space="preserve">Oración</w:t>
+      </w:r>
+    </w:p>
+    <w:p>
+      <w:pPr>
+        <w:pStyle w:val="Cuerpo"/>
+      </w:pPr>
+      <w:r>
+        <w:rPr/>
+        <w:t xml:space="preserve">Avemaría frase a frase: la profe dice cada frase y todos la repiten despacio.</w:t>
       </w:r>
     </w:p>
     <w:p>
@@ -789,7 +799,7 @@
       </w:r>
       <w:r>
         <w:rPr/>
-        <w:t xml:space="preserve">Ave María (Dios te salve, María…) frase a frase: la profe dice cada frase y todos la repiten despacio.</w:t>
+        <w:t xml:space="preserve">Ave María (Dios te salve, María…).</w:t>
       </w:r>
       <w:r>
         <w:br/>
